--- a/Project Documentation.docx
+++ b/Project Documentation.docx
@@ -1203,6 +1203,54 @@
       <w:r>
         <w:t>-react</w:t>
       </w:r>
+    </w:p>
+    <w:p>
+      <w:proofErr w:type="gramStart"/>
+      <w:r>
+        <w:t>custom</w:t>
+      </w:r>
+      <w:proofErr w:type="gramEnd"/>
+      <w:r>
+        <w:t xml:space="preserve"> select</w:t>
+      </w:r>
+    </w:p>
+    <w:p>
+      <w:r>
+        <w:tab/>
+      </w:r>
+      <w:proofErr w:type="spellStart"/>
+      <w:proofErr w:type="gramStart"/>
+      <w:r>
+        <w:t>npm</w:t>
+      </w:r>
+      <w:proofErr w:type="spellEnd"/>
+      <w:proofErr w:type="gramEnd"/>
+      <w:r>
+        <w:t xml:space="preserve"> install react-select</w:t>
+      </w:r>
+      <w:r>
+        <w:br/>
+        <w:t>search optimize</w:t>
+      </w:r>
+      <w:r>
+        <w:br/>
+      </w:r>
+      <w:r>
+        <w:tab/>
+      </w:r>
+      <w:proofErr w:type="spellStart"/>
+      <w:r>
+        <w:rPr>
+          <w:rStyle w:val="s"/>
+        </w:rPr>
+        <w:t>npm</w:t>
+      </w:r>
+      <w:proofErr w:type="spellEnd"/>
+      <w:r>
+        <w:t xml:space="preserve"> install use-debounce</w:t>
+      </w:r>
+      <w:bookmarkStart w:id="0" w:name="_GoBack"/>
+      <w:bookmarkEnd w:id="0"/>
     </w:p>
     <w:p>
       <w:r>
@@ -1297,8 +1345,6 @@
       <w:r>
         <w:t>Front end structure</w:t>
       </w:r>
-      <w:bookmarkStart w:id="0" w:name="_GoBack"/>
-      <w:bookmarkEnd w:id="0"/>
       <w:r>
         <w:br/>
         <w:t>.next</w:t>

--- a/Project Documentation.docx
+++ b/Project Documentation.docx
@@ -975,6 +975,34 @@
       <w:r>
         <w:t>"dev": "next dev -H 0.0.0.0 -p 3006",</w:t>
       </w:r>
+      <w:r>
+        <w:br/>
+      </w:r>
+      <w:r>
+        <w:br/>
+      </w:r>
+      <w:proofErr w:type="spellStart"/>
+      <w:r>
+        <w:t>Realtime</w:t>
+      </w:r>
+      <w:proofErr w:type="spellEnd"/>
+      <w:r>
+        <w:t xml:space="preserve"> (Socket.io)</w:t>
+      </w:r>
+      <w:r>
+        <w:br/>
+      </w:r>
+      <w:proofErr w:type="spellStart"/>
+      <w:r>
+        <w:rPr>
+          <w:rStyle w:val="s"/>
+        </w:rPr>
+        <w:t>npm</w:t>
+      </w:r>
+      <w:proofErr w:type="spellEnd"/>
+      <w:r>
+        <w:t xml:space="preserve"> install socket.io</w:t>
+      </w:r>
     </w:p>
     <w:p>
       <w:r>
@@ -1219,41 +1247,74 @@
         <w:tab/>
       </w:r>
       <w:proofErr w:type="spellStart"/>
-      <w:proofErr w:type="gramStart"/>
       <w:r>
         <w:t>npm</w:t>
       </w:r>
       <w:proofErr w:type="spellEnd"/>
-      <w:proofErr w:type="gramEnd"/>
       <w:r>
         <w:t xml:space="preserve"> install react-select</w:t>
       </w:r>
       <w:r>
         <w:br/>
         <w:t>search optimize</w:t>
-      </w:r>
-      <w:r>
-        <w:br/>
-      </w:r>
-      <w:r>
-        <w:tab/>
-      </w:r>
-      <w:proofErr w:type="spellStart"/>
-      <w:r>
-        <w:rPr>
-          <w:rStyle w:val="s"/>
-        </w:rPr>
-        <w:t>npm</w:t>
-      </w:r>
-      <w:proofErr w:type="spellEnd"/>
-      <w:r>
-        <w:t xml:space="preserve"> install use-debounce</w:t>
       </w:r>
       <w:bookmarkStart w:id="0" w:name="_GoBack"/>
       <w:bookmarkEnd w:id="0"/>
-    </w:p>
-    <w:p>
-      <w:r>
+      <w:r>
+        <w:br/>
+      </w:r>
+      <w:r>
+        <w:tab/>
+      </w:r>
+      <w:proofErr w:type="spellStart"/>
+      <w:r>
+        <w:rPr>
+          <w:rStyle w:val="s"/>
+        </w:rPr>
+        <w:t>npm</w:t>
+      </w:r>
+      <w:proofErr w:type="spellEnd"/>
+      <w:r>
+        <w:t xml:space="preserve"> install use-</w:t>
+      </w:r>
+      <w:proofErr w:type="spellStart"/>
+      <w:r>
+        <w:t>debounce</w:t>
+      </w:r>
+      <w:proofErr w:type="spellEnd"/>
+      <w:r>
+        <w:br/>
+        <w:t xml:space="preserve">Front end </w:t>
+      </w:r>
+      <w:proofErr w:type="spellStart"/>
+      <w:r>
+        <w:t>Realtime</w:t>
+      </w:r>
+      <w:proofErr w:type="spellEnd"/>
+      <w:r>
+        <w:t xml:space="preserve"> (Socket.io)</w:t>
+      </w:r>
+      <w:r>
+        <w:br/>
+      </w:r>
+      <w:r>
+        <w:tab/>
+      </w:r>
+      <w:proofErr w:type="spellStart"/>
+      <w:r>
+        <w:rPr>
+          <w:rStyle w:val="s"/>
+        </w:rPr>
+        <w:t>npm</w:t>
+      </w:r>
+      <w:proofErr w:type="spellEnd"/>
+      <w:r>
+        <w:t xml:space="preserve"> install socket.io-client</w:t>
+      </w:r>
+    </w:p>
+    <w:p>
+      <w:r>
+        <w:lastRenderedPageBreak/>
         <w:t>Chart Library</w:t>
       </w:r>
       <w:r>
@@ -1297,7 +1358,6 @@
         <w:rPr>
           <w:noProof/>
         </w:rPr>
-        <w:lastRenderedPageBreak/>
         <w:drawing>
           <wp:inline distT="0" distB="0" distL="0" distR="0" wp14:anchorId="37EE6C1B" wp14:editId="50B627DE">
             <wp:extent cx="3467584" cy="5534797"/>
@@ -1482,6 +1542,7 @@
         <w:rPr>
           <w:sz w:val="18"/>
         </w:rPr>
+        <w:lastRenderedPageBreak/>
         <w:t>Guards</w:t>
       </w:r>
     </w:p>
@@ -1601,7 +1662,6 @@
         <w:rPr>
           <w:sz w:val="18"/>
         </w:rPr>
-        <w:lastRenderedPageBreak/>
         <w:t>Config</w:t>
       </w:r>
       <w:proofErr w:type="spellEnd"/>

--- a/Project Documentation.docx
+++ b/Project Documentation.docx
@@ -975,34 +975,6 @@
       <w:r>
         <w:t>"dev": "next dev -H 0.0.0.0 -p 3006",</w:t>
       </w:r>
-      <w:r>
-        <w:br/>
-      </w:r>
-      <w:r>
-        <w:br/>
-      </w:r>
-      <w:proofErr w:type="spellStart"/>
-      <w:r>
-        <w:t>Realtime</w:t>
-      </w:r>
-      <w:proofErr w:type="spellEnd"/>
-      <w:r>
-        <w:t xml:space="preserve"> (Socket.io)</w:t>
-      </w:r>
-      <w:r>
-        <w:br/>
-      </w:r>
-      <w:proofErr w:type="spellStart"/>
-      <w:r>
-        <w:rPr>
-          <w:rStyle w:val="s"/>
-        </w:rPr>
-        <w:t>npm</w:t>
-      </w:r>
-      <w:proofErr w:type="spellEnd"/>
-      <w:r>
-        <w:t xml:space="preserve"> install socket.io</w:t>
-      </w:r>
     </w:p>
     <w:p>
       <w:r>
@@ -1247,26 +1219,53 @@
         <w:tab/>
       </w:r>
       <w:proofErr w:type="spellStart"/>
+      <w:proofErr w:type="gramStart"/>
       <w:r>
         <w:t>npm</w:t>
       </w:r>
       <w:proofErr w:type="spellEnd"/>
+      <w:proofErr w:type="gramEnd"/>
       <w:r>
         <w:t xml:space="preserve"> install react-select</w:t>
       </w:r>
       <w:r>
         <w:br/>
         <w:t>search optimize</w:t>
+      </w:r>
+      <w:r>
+        <w:br/>
+      </w:r>
+      <w:r>
+        <w:tab/>
+      </w:r>
+      <w:proofErr w:type="spellStart"/>
+      <w:r>
+        <w:rPr>
+          <w:rStyle w:val="s"/>
+        </w:rPr>
+        <w:t>npm</w:t>
+      </w:r>
+      <w:proofErr w:type="spellEnd"/>
+      <w:r>
+        <w:t xml:space="preserve"> install use-debounce</w:t>
       </w:r>
       <w:bookmarkStart w:id="0" w:name="_GoBack"/>
       <w:bookmarkEnd w:id="0"/>
-      <w:r>
-        <w:br/>
+    </w:p>
+    <w:p>
+      <w:r>
+        <w:t>Chart Library</w:t>
       </w:r>
       <w:r>
         <w:tab/>
       </w:r>
-      <w:proofErr w:type="spellStart"/>
+    </w:p>
+    <w:p>
+      <w:r>
+        <w:tab/>
+      </w:r>
+      <w:proofErr w:type="spellStart"/>
+      <w:proofErr w:type="gramStart"/>
       <w:r>
         <w:rPr>
           <w:rStyle w:val="s"/>
@@ -1274,90 +1273,31 @@
         <w:t>npm</w:t>
       </w:r>
       <w:proofErr w:type="spellEnd"/>
-      <w:r>
-        <w:t xml:space="preserve"> install use-</w:t>
-      </w:r>
-      <w:proofErr w:type="spellStart"/>
-      <w:r>
-        <w:t>debounce</w:t>
-      </w:r>
-      <w:proofErr w:type="spellEnd"/>
-      <w:r>
-        <w:br/>
-        <w:t xml:space="preserve">Front end </w:t>
-      </w:r>
-      <w:proofErr w:type="spellStart"/>
-      <w:r>
-        <w:t>Realtime</w:t>
-      </w:r>
-      <w:proofErr w:type="spellEnd"/>
-      <w:r>
-        <w:t xml:space="preserve"> (Socket.io)</w:t>
-      </w:r>
-      <w:r>
-        <w:br/>
-      </w:r>
-      <w:r>
-        <w:tab/>
-      </w:r>
-      <w:proofErr w:type="spellStart"/>
-      <w:r>
-        <w:rPr>
-          <w:rStyle w:val="s"/>
-        </w:rPr>
-        <w:t>npm</w:t>
-      </w:r>
-      <w:proofErr w:type="spellEnd"/>
-      <w:r>
-        <w:t xml:space="preserve"> install socket.io-client</w:t>
-      </w:r>
-    </w:p>
-    <w:p>
-      <w:r>
+      <w:proofErr w:type="gramEnd"/>
+      <w:r>
+        <w:t xml:space="preserve"> install </w:t>
+      </w:r>
+      <w:proofErr w:type="spellStart"/>
+      <w:r>
+        <w:t>recharts</w:t>
+      </w:r>
+      <w:proofErr w:type="spellEnd"/>
+    </w:p>
+    <w:p>
+      <w:r>
+        <w:t>Industry Standard Backend Architecture</w:t>
+      </w:r>
+      <w:r>
+        <w:br/>
+      </w:r>
+      <w:r>
+        <w:br/>
+      </w:r>
+      <w:r>
+        <w:rPr>
+          <w:noProof/>
+        </w:rPr>
         <w:lastRenderedPageBreak/>
-        <w:t>Chart Library</w:t>
-      </w:r>
-      <w:r>
-        <w:tab/>
-      </w:r>
-    </w:p>
-    <w:p>
-      <w:r>
-        <w:tab/>
-      </w:r>
-      <w:proofErr w:type="spellStart"/>
-      <w:proofErr w:type="gramStart"/>
-      <w:r>
-        <w:rPr>
-          <w:rStyle w:val="s"/>
-        </w:rPr>
-        <w:t>npm</w:t>
-      </w:r>
-      <w:proofErr w:type="spellEnd"/>
-      <w:proofErr w:type="gramEnd"/>
-      <w:r>
-        <w:t xml:space="preserve"> install </w:t>
-      </w:r>
-      <w:proofErr w:type="spellStart"/>
-      <w:r>
-        <w:t>recharts</w:t>
-      </w:r>
-      <w:proofErr w:type="spellEnd"/>
-    </w:p>
-    <w:p>
-      <w:r>
-        <w:t>Industry Standard Backend Architecture</w:t>
-      </w:r>
-      <w:r>
-        <w:br/>
-      </w:r>
-      <w:r>
-        <w:br/>
-      </w:r>
-      <w:r>
-        <w:rPr>
-          <w:noProof/>
-        </w:rPr>
         <w:drawing>
           <wp:inline distT="0" distB="0" distL="0" distR="0" wp14:anchorId="37EE6C1B" wp14:editId="50B627DE">
             <wp:extent cx="3467584" cy="5534797"/>
@@ -1542,7 +1482,6 @@
         <w:rPr>
           <w:sz w:val="18"/>
         </w:rPr>
-        <w:lastRenderedPageBreak/>
         <w:t>Guards</w:t>
       </w:r>
     </w:p>
@@ -1662,6 +1601,7 @@
         <w:rPr>
           <w:sz w:val="18"/>
         </w:rPr>
+        <w:lastRenderedPageBreak/>
         <w:t>Config</w:t>
       </w:r>
       <w:proofErr w:type="spellEnd"/>

--- a/Project Documentation.docx
+++ b/Project Documentation.docx
@@ -1167,93 +1167,158 @@
       <w:r>
         <w:br/>
       </w:r>
-    </w:p>
-    <w:p>
-      <w:r>
-        <w:t xml:space="preserve">Front </w:t>
-      </w:r>
-      <w:proofErr w:type="gramStart"/>
-      <w:r>
-        <w:t>end  icons</w:t>
-      </w:r>
-      <w:proofErr w:type="gramEnd"/>
-      <w:r>
-        <w:t xml:space="preserve"> library</w:t>
-      </w:r>
-    </w:p>
-    <w:p>
-      <w:r>
-        <w:tab/>
-      </w:r>
-      <w:proofErr w:type="spellStart"/>
-      <w:proofErr w:type="gramStart"/>
-      <w:r>
+      <w:r>
+        <w:br/>
+      </w:r>
+      <w:proofErr w:type="spellStart"/>
+      <w:r>
+        <w:rPr>
+          <w:rStyle w:val="s"/>
+        </w:rPr>
         <w:t>npm</w:t>
       </w:r>
       <w:proofErr w:type="spellEnd"/>
-      <w:proofErr w:type="gramEnd"/>
-      <w:r>
-        <w:t xml:space="preserve"> install </w:t>
-      </w:r>
-      <w:proofErr w:type="spellStart"/>
-      <w:r>
-        <w:t>lucide</w:t>
-      </w:r>
-      <w:proofErr w:type="spellEnd"/>
-      <w:r>
-        <w:t>-react</w:t>
-      </w:r>
-    </w:p>
-    <w:p>
-      <w:proofErr w:type="gramStart"/>
-      <w:r>
-        <w:t>custom</w:t>
-      </w:r>
-      <w:proofErr w:type="gramEnd"/>
-      <w:r>
-        <w:t xml:space="preserve"> select</w:t>
-      </w:r>
-    </w:p>
-    <w:p>
-      <w:r>
-        <w:tab/>
-      </w:r>
-      <w:proofErr w:type="spellStart"/>
-      <w:proofErr w:type="gramStart"/>
+      <w:r>
+        <w:t xml:space="preserve"> install socket.io // </w:t>
+      </w:r>
+      <w:proofErr w:type="spellStart"/>
+      <w:r>
+        <w:t>realtime</w:t>
+      </w:r>
+      <w:proofErr w:type="spellEnd"/>
+    </w:p>
+    <w:p>
+      <w:pPr>
+        <w:pStyle w:val="ListParagraph"/>
+        <w:numPr>
+          <w:ilvl w:val="0"/>
+          <w:numId w:val="1"/>
+        </w:numPr>
+      </w:pPr>
+      <w:proofErr w:type="spellStart"/>
       <w:r>
         <w:t>npm</w:t>
       </w:r>
       <w:proofErr w:type="spellEnd"/>
-      <w:proofErr w:type="gramEnd"/>
-      <w:r>
-        <w:t xml:space="preserve"> install react-select</w:t>
-      </w:r>
-      <w:r>
-        <w:br/>
-        <w:t>search optimize</w:t>
-      </w:r>
-      <w:r>
-        <w:br/>
-      </w:r>
-      <w:r>
-        <w:tab/>
-      </w:r>
-      <w:proofErr w:type="spellStart"/>
-      <w:r>
-        <w:rPr>
-          <w:rStyle w:val="s"/>
+      <w:r>
+        <w:t xml:space="preserve"> install react-hot-toast</w:t>
+      </w:r>
+      <w:r>
+        <w:t xml:space="preserve"> // toaster for notification</w:t>
+      </w:r>
+      <w:r>
+        <w:br/>
+      </w:r>
+      <w:r>
+        <w:br/>
+      </w:r>
+      <w:proofErr w:type="spellStart"/>
+      <w:r>
+        <w:rPr>
+          <w:rStyle w:val="10"/>
         </w:rPr>
         <w:t>npm</w:t>
       </w:r>
       <w:proofErr w:type="spellEnd"/>
       <w:r>
-        <w:t xml:space="preserve"> install use-debounce</w:t>
+        <w:t xml:space="preserve"> install cookie</w:t>
       </w:r>
       <w:bookmarkStart w:id="0" w:name="_GoBack"/>
       <w:bookmarkEnd w:id="0"/>
-    </w:p>
-    <w:p>
-      <w:r>
+      <w:r>
+        <w:br/>
+      </w:r>
+    </w:p>
+    <w:p>
+      <w:r>
+        <w:t xml:space="preserve">Front </w:t>
+      </w:r>
+      <w:proofErr w:type="gramStart"/>
+      <w:r>
+        <w:t>end  icons</w:t>
+      </w:r>
+      <w:proofErr w:type="gramEnd"/>
+      <w:r>
+        <w:t xml:space="preserve"> library</w:t>
+      </w:r>
+    </w:p>
+    <w:p>
+      <w:r>
+        <w:tab/>
+      </w:r>
+      <w:proofErr w:type="spellStart"/>
+      <w:proofErr w:type="gramStart"/>
+      <w:r>
+        <w:t>npm</w:t>
+      </w:r>
+      <w:proofErr w:type="spellEnd"/>
+      <w:proofErr w:type="gramEnd"/>
+      <w:r>
+        <w:t xml:space="preserve"> install </w:t>
+      </w:r>
+      <w:proofErr w:type="spellStart"/>
+      <w:r>
+        <w:t>lucide</w:t>
+      </w:r>
+      <w:proofErr w:type="spellEnd"/>
+      <w:r>
+        <w:t>-react</w:t>
+      </w:r>
+    </w:p>
+    <w:p>
+      <w:proofErr w:type="gramStart"/>
+      <w:r>
+        <w:t>custom</w:t>
+      </w:r>
+      <w:proofErr w:type="gramEnd"/>
+      <w:r>
+        <w:t xml:space="preserve"> select</w:t>
+      </w:r>
+    </w:p>
+    <w:p>
+      <w:r>
+        <w:tab/>
+      </w:r>
+      <w:proofErr w:type="spellStart"/>
+      <w:proofErr w:type="gramStart"/>
+      <w:r>
+        <w:t>npm</w:t>
+      </w:r>
+      <w:proofErr w:type="spellEnd"/>
+      <w:proofErr w:type="gramEnd"/>
+      <w:r>
+        <w:t xml:space="preserve"> install react-select</w:t>
+      </w:r>
+      <w:r>
+        <w:br/>
+        <w:t>search optimize</w:t>
+      </w:r>
+      <w:r>
+        <w:br/>
+      </w:r>
+      <w:r>
+        <w:tab/>
+      </w:r>
+      <w:proofErr w:type="spellStart"/>
+      <w:r>
+        <w:rPr>
+          <w:rStyle w:val="s"/>
+        </w:rPr>
+        <w:t>npm</w:t>
+      </w:r>
+      <w:proofErr w:type="spellEnd"/>
+      <w:r>
+        <w:t xml:space="preserve"> install use-</w:t>
+      </w:r>
+      <w:proofErr w:type="spellStart"/>
+      <w:r>
+        <w:t>debounce</w:t>
+      </w:r>
+      <w:proofErr w:type="spellEnd"/>
+    </w:p>
+    <w:p>
+      <w:r>
+        <w:lastRenderedPageBreak/>
         <w:t>Chart Library</w:t>
       </w:r>
       <w:r>
@@ -1297,7 +1362,6 @@
         <w:rPr>
           <w:noProof/>
         </w:rPr>
-        <w:lastRenderedPageBreak/>
         <w:drawing>
           <wp:inline distT="0" distB="0" distL="0" distR="0" wp14:anchorId="37EE6C1B" wp14:editId="50B627DE">
             <wp:extent cx="3467584" cy="5534797"/>
@@ -1482,6 +1546,7 @@
         <w:rPr>
           <w:sz w:val="18"/>
         </w:rPr>
+        <w:lastRenderedPageBreak/>
         <w:t>Guards</w:t>
       </w:r>
     </w:p>
@@ -1601,7 +1666,6 @@
         <w:rPr>
           <w:sz w:val="18"/>
         </w:rPr>
-        <w:lastRenderedPageBreak/>
         <w:t>Config</w:t>
       </w:r>
       <w:proofErr w:type="spellEnd"/>
@@ -2584,6 +2648,11 @@
     <w:basedOn w:val="DefaultParagraphFont"/>
     <w:rsid w:val="004F32F5"/>
   </w:style>
+  <w:style w:type="character" w:customStyle="1" w:styleId="10">
+    <w:name w:val="ͼ10"/>
+    <w:basedOn w:val="DefaultParagraphFont"/>
+    <w:rsid w:val="00960FDE"/>
+  </w:style>
 </w:styles>
 </file>
 
